--- a/중국어_대화문/6부_docx/6부_01화_초대받지_않은_증인.docx
+++ b/중국어_대화문/6부_docx/6부_01화_초대받지_않은_증인.docx
@@ -18,7 +18,7 @@
         <w:t>등장인물:</w:t>
       </w:r>
       <w:r>
-        <w:t xml:space="preserve"> 쑤민 苏敏(46세, 변호사 자격이 취소된 '공민 대리인', 잉훠 창구 운영자) / 샤오신 小辛(29세, 잉훠 오래된 자원활동가) / 샤오위안 肖远(50세, 잉훠 동료, 자격을 잃은 전직 변호사) / 쉬둬둬 许朵朵(23세, 잉훠 자원활동가) / 다이이판 戴一帆(25세, 잉훠 자원활동가) / 덩펑즈 邓凤芝(60대 후반, 국면3창 퇴직 여공, 잉훠 자원활동가) / 장 변호사 章士诚(40대 후반, 云衢律师事务所 변호사) / 메이뤄란 梅若兰(83세, 은퇴한 변호사협회 비서장) / 루 할머니 卢奶奶(96세, 쑤민의 집주인, 화이인가 6층) / 쑤창 苏强(50대 초반, 쑤민의 오빠, 류허현 농민, 전화 목소리) / 쑹 경관 宋警官(50대 중반, 창촨시 공안국 국내안전보위 지대 요원)</w:t>
+        <w:t xml:space="preserve"> 쑤민 苏敏(46세, 변호사 자격이 취소된 '공민 대리인', 잉훠 창구 운영자) / 샤오신 小辛(29세, 잉훠 오래된 자원활동가) / 샤오위안 肖远(50세, 잉훠 동료, 자격을 잃은 전직 변호사) / 쉬둬둬 许朵朵(23세, 잉훠 자원활동가) / 다이이판 戴一帆(25세, 잉훠 자원활동가) / 덩펑즈 邓凤芝(60대 후반, 국면3창 퇴직 여공, 잉훠 자원활동가) / 장 변호사 章士诚(40대 후반, 云衢律师事务所 변호사) / 메이뤄란 梅若兰(83세, 은퇴한 변호사협회 비서장) / 루 할머니 卢奶奶(96세, 쑤민의 집주인, 화이인가 6층) / 쑤창 苏强(50대 중반, 쑤민의 오빠, 류허현 농민, 전화 목소리) / 쑹 경관 宋警官(50대 중반, 창촨시 공안국 국내안전보위 지대 요원)</w:t>
       </w:r>
     </w:p>
     <w:p>
@@ -923,12 +923,12 @@
         <w:pStyle w:val="Heading2"/>
       </w:pPr>
       <w:r>
-        <w:t>장면 5 — 11월 22일(토) 오후 3시, 律协老干部楼 一层 — 淡如水</w:t>
+        <w:t>장면 5 — 11월 22일(토) 오후 3시, 律协老宿舍 三层 — 淡如水</w:t>
       </w:r>
     </w:p>
     <w:p>
       <w:r>
-        <w:t>(十一月二十二日，星期六，下午三点。梅若兰住在一栋老楼的一层，窗外是一小块被围起来的菜地，白菜已经收了，只剩几棵没拔干净的菜根。屋里的暖气不太热，她穿着一件灰色开襟毛衣，膝上盖着一条薄毯。茶具已经摆好，三只杯子，她先给苏敏倒了一杯，又给自己倒，手有些抖，茶汤在杯口晃了晃，没有洒出来。)</w:t>
+        <w:t>(十一月二十二日，星期六，下午三点。梅若兰住在律协一栋老宿舍楼的三层，窗外是一小块被围起来的菜地，白菜已经收了，只剩几棵没拔干净的菜根。屋里的暖气不太热，她穿着一件灰色开襟毛衣，膝上盖着一条薄毯。茶具已经摆好，三只杯子，她先给苏敏倒了一杯，又给自己倒，手有些抖，茶汤在杯口晃了晃，没有洒出来。)</w:t>
       </w:r>
     </w:p>
     <w:p>
@@ -1136,7 +1136,7 @@
         <w:t>梅若兰:</w:t>
       </w:r>
       <w:r>
-        <w:t xml:space="preserve"> 庄子说，“君子之交淡如水，小人之交甘若醴”。你和小沈，比水还淡，二十年不见面，不通信，可那水一直没有断。</w:t>
+        <w:t xml:space="preserve"> 庄子说，“君子之交淡如水，小人之交甘若醴”。你和小沈，比水还淡，十几年不见面，不通信，可那水一直没有断。</w:t>
       </w:r>
     </w:p>
     <w:p>
@@ -1215,7 +1215,7 @@
         <w:t>宋警官:</w:t>
       </w:r>
       <w:r>
-        <w:t xml:space="preserve"> 苏老师，早。我是国保的宋。好几年没见了。</w:t>
+        <w:t xml:space="preserve"> 苏女士，早。我是国保的宋。好几年没见了。</w:t>
       </w:r>
     </w:p>
     <w:p>
@@ -1237,7 +1237,7 @@
         <w:t>宋警官:</w:t>
       </w:r>
       <w:r>
-        <w:t xml:space="preserve"> 苏老师，今天不是公事，也算公事。所里的意思，想请您去喝杯茶，不远，就在槐荫街的派出所，半个小时。</w:t>
+        <w:t xml:space="preserve"> 苏女士，今天不是公事，也算公事。所里的意思，想请您去喝杯茶，不远，就在槐荫街的派出所，半个小时。</w:t>
       </w:r>
     </w:p>
     <w:p>
@@ -1264,7 +1264,7 @@
         <w:t>宋警官:</w:t>
       </w:r>
       <w:r>
-        <w:t xml:space="preserve"> 苏老师，您误会了，我没有恶意。有人来访，我们要登记，这是规定。周一下午，有一位律师来，待了四十分钟，我们想了解，他谈了什么。</w:t>
+        <w:t xml:space="preserve"> 苏女士，您误会了，我没有恶意。有人来访，我们要登记，这是规定。周一下午，有一位律师来，待了四十分钟，我们想了解，他谈了什么。</w:t>
       </w:r>
     </w:p>
     <w:p>
@@ -1330,7 +1330,7 @@
         <w:t>宋警官:</w:t>
       </w:r>
       <w:r>
-        <w:t xml:space="preserve"> 我就在这条街上待了三十年。（把复印件折好，放进上衣口袋，压低了声音）苏老师，我私下说一句，不是公事。您这条巷子里，现在两边的眼睛都有。一边请您说，一边怕您说。有的话，说出去，是真话；落到别人手里，就变成枪。别被人当枪使。</w:t>
+        <w:t xml:space="preserve"> 我就在这条街上待了三十年。（把复印件折好，放进上衣口袋，压低了声音）苏女士，我私下说一句，不是公事。您这条巷子里，现在两边的眼睛都有。一边请您说，一边怕您说。有的话，说出去，是真话；落到别人手里，就变成枪。别被人当枪使。</w:t>
       </w:r>
     </w:p>
     <w:p>
@@ -2027,7 +2027,7 @@
         <w:t>『庄子·山木』:</w:t>
       </w:r>
       <w:r>
-        <w:t xml:space="preserve"> «君子之交淡如水，小人之交甘若醴» — 한국어 해설: '군자의 사귐은 물처럼 담박하고, 소인의 사귐은 단술처럼 달다.' 담담한 관계는 오래 가고 달콤한 관계는 쉽게 끊긴다는 『장자』의 대목. 장면 5에서 메이뤄란이 이십 년 만나지 않아도 끊어지지 않은 쑤민과 선즈위안의 관계를, 그리고 장 변호사의 지나치게 공손한 편지를 가리켜 하는 말이다.</w:t>
+        <w:t xml:space="preserve"> «君子之交淡如水，小人之交甘若醴» — 한국어 해설: '군자의 사귐은 물처럼 담박하고, 소인의 사귐은 단술처럼 달다.' 담담한 관계는 오래 가고 달콤한 관계는 쉽게 끊긴다는 『장자』의 대목. 장면 5에서 메이뤄란이 십여 년 만나지 않아도 끊어지지 않은 쑤민과 선즈위안의 관계를, 그리고 장 변호사의 지나치게 공손한 편지를 가리켜 하는 말이다.</w:t>
       </w:r>
     </w:p>
     <w:p>
